--- a/templates/合同审核意见模板.docx
+++ b/templates/合同审核意见模板.docx
@@ -97,7 +97,7 @@
           <w:sz w:val="28"/>
           <w:szCs w:val="28"/>
         </w:rPr>
-        <w:t>202</w:t>
+        <w:t>xxx年xxx月，法律顾问收到xxx发来的拟与xxx签订的《xxx》。合同内容为xxx事宜。合同价款xxx元。</w:t>
       </w:r>
       <w:r>
         <w:rPr>
@@ -107,16 +107,14 @@
           <w:szCs w:val="28"/>
           <w:lang w:val="en-US" w:eastAsia="zh-CN"/>
         </w:rPr>
-        <w:t>3</w:t>
-      </w:r>
-      <w:r>
-        <w:rPr>
-          <w:rFonts w:hint="eastAsia" w:ascii="宋体" w:hAnsi="宋体" w:cs="宋体"/>
-          <w:color w:val="000000"/>
-          <w:sz w:val="28"/>
-          <w:szCs w:val="28"/>
-        </w:rPr>
-        <w:t>年</w:t>
+      </w:r>
+      <w:r>
+        <w:rPr>
+          <w:rFonts w:hint="eastAsia" w:ascii="宋体" w:hAnsi="宋体" w:cs="宋体"/>
+          <w:color w:val="000000"/>
+          <w:sz w:val="28"/>
+          <w:szCs w:val="28"/>
+        </w:rPr>
       </w:r>
       <w:r>
         <w:rPr>
@@ -126,16 +124,14 @@
           <w:szCs w:val="28"/>
           <w:lang w:val="en-US" w:eastAsia="zh-CN"/>
         </w:rPr>
-        <w:t>1</w:t>
-      </w:r>
-      <w:r>
-        <w:rPr>
-          <w:rFonts w:hint="eastAsia" w:ascii="宋体" w:hAnsi="宋体" w:cs="宋体"/>
-          <w:color w:val="000000"/>
-          <w:sz w:val="28"/>
-          <w:szCs w:val="28"/>
-        </w:rPr>
-        <w:t>月，法律顾问收到</w:t>
+      </w:r>
+      <w:r>
+        <w:rPr>
+          <w:rFonts w:hint="eastAsia" w:ascii="宋体" w:hAnsi="宋体" w:cs="宋体"/>
+          <w:color w:val="000000"/>
+          <w:sz w:val="28"/>
+          <w:szCs w:val="28"/>
+        </w:rPr>
       </w:r>
       <w:r>
         <w:rPr>
@@ -145,16 +141,14 @@
           <w:szCs w:val="28"/>
           <w:lang w:val="en-US" w:eastAsia="zh-CN"/>
         </w:rPr>
-        <w:t>xxx</w:t>
-      </w:r>
-      <w:r>
-        <w:rPr>
-          <w:rFonts w:hint="eastAsia" w:ascii="宋体" w:hAnsi="宋体" w:cs="宋体"/>
-          <w:color w:val="000000"/>
-          <w:sz w:val="28"/>
-          <w:szCs w:val="28"/>
-        </w:rPr>
-        <w:t>发来的拟与</w:t>
+      </w:r>
+      <w:r>
+        <w:rPr>
+          <w:rFonts w:hint="eastAsia" w:ascii="宋体" w:hAnsi="宋体" w:cs="宋体"/>
+          <w:color w:val="000000"/>
+          <w:sz w:val="28"/>
+          <w:szCs w:val="28"/>
+        </w:rPr>
       </w:r>
       <w:r>
         <w:rPr>
@@ -164,16 +158,14 @@
           <w:szCs w:val="28"/>
           <w:lang w:val="en-US" w:eastAsia="zh-CN"/>
         </w:rPr>
-        <w:t>xxx</w:t>
-      </w:r>
-      <w:r>
-        <w:rPr>
-          <w:rFonts w:hint="eastAsia" w:ascii="宋体" w:hAnsi="宋体" w:cs="宋体"/>
-          <w:color w:val="000000"/>
-          <w:sz w:val="28"/>
-          <w:szCs w:val="28"/>
-        </w:rPr>
-        <w:t>签订的《</w:t>
+      </w:r>
+      <w:r>
+        <w:rPr>
+          <w:rFonts w:hint="eastAsia" w:ascii="宋体" w:hAnsi="宋体" w:cs="宋体"/>
+          <w:color w:val="000000"/>
+          <w:sz w:val="28"/>
+          <w:szCs w:val="28"/>
+        </w:rPr>
       </w:r>
       <w:r>
         <w:rPr>
@@ -183,16 +175,14 @@
           <w:szCs w:val="28"/>
           <w:lang w:val="en-US" w:eastAsia="zh-CN"/>
         </w:rPr>
-        <w:t>xxx</w:t>
-      </w:r>
-      <w:r>
-        <w:rPr>
-          <w:rFonts w:hint="eastAsia" w:ascii="宋体" w:hAnsi="宋体" w:cs="宋体"/>
-          <w:color w:val="000000"/>
-          <w:sz w:val="28"/>
-          <w:szCs w:val="28"/>
-        </w:rPr>
-        <w:t>》。</w:t>
+      </w:r>
+      <w:r>
+        <w:rPr>
+          <w:rFonts w:hint="eastAsia" w:ascii="宋体" w:hAnsi="宋体" w:cs="宋体"/>
+          <w:color w:val="000000"/>
+          <w:sz w:val="28"/>
+          <w:szCs w:val="28"/>
+        </w:rPr>
       </w:r>
       <w:r>
         <w:rPr>
@@ -202,7 +192,6 @@
           <w:szCs w:val="28"/>
           <w:lang w:val="en-US" w:eastAsia="zh-CN"/>
         </w:rPr>
-        <w:t>合同内容为xxx事宜。合同价款xxx元。</w:t>
       </w:r>
     </w:p>
     <w:p>
